--- a/toeic_files/day10/Day10_2_RC기출문제집_분사.docx
+++ b/toeic_files/day10/Day10_2_RC기출문제집_분사.docx
@@ -12179,7 +12179,7 @@
         <w:sz w:val="16"/>
         <w:szCs w:val="16"/>
       </w:rPr>
-      <w:t xml:space="preserve">TOEIC 700+ 학습노트 · 정성윤</w:t>
+      <w:t xml:space="preserve">TOEIC 700+ 학습노트</w:t>
     </w:r>
   </w:p>
 </w:hdr>
